--- a/CÔNG TY TNHH TC CABINETRY WHOLESALE/WHOLESALE CABINETRY_ThanhLapMoi/GIẤY ĐỀ NGHỊ_Mẫu số 2_DA_DIEN.docx
+++ b/CÔNG TY TNHH TC CABINETRY WHOLESALE/WHOLESALE CABINETRY_ThanhLapMoi/GIẤY ĐỀ NGHỊ_Mẫu số 2_DA_DIEN.docx
@@ -5157,8 +5157,6 @@
         </w:rPr>
         <w:t>TC WHOLESALE CABINETRY VN CO., LTD</w:t>
       </w:r>
-      <w:bookmarkStart w:id="0" w:name="_GoBack"/>
-      <w:bookmarkEnd w:id="0"/>
     </w:p>
     <w:p>
       <w:pPr>
@@ -6729,6 +6727,7 @@
           </w:tcPr>
           <w:p>
             <w:pPr>
+              <w:jc w:val="center"/>
               <w:rPr>
                 <w:rFonts w:ascii="Times New Roman" w:hAnsi="Times New Roman"/>
                 <w:sz w:val="26"/>
@@ -6815,6 +6814,25 @@
               <w:t>Bán buôn chuyên doanh khác chưa được phân vào đâu</w:t>
             </w:r>
           </w:p>
+          <w:p>
+            <w:pPr>
+              <w:rPr>
+                <w:rFonts w:ascii="Times New Roman" w:hAnsi="Times New Roman"/>
+                <w:sz w:val="26"/>
+                <w:szCs w:val="26"/>
+              </w:rPr>
+            </w:pPr>
+            <w:r>
+              <w:rPr>
+                <w:rFonts w:ascii="Times New Roman" w:hAnsi="Times New Roman"/>
+                <w:sz w:val="26"/>
+                <w:szCs w:val="26"/>
+              </w:rPr>
+              <w:t>Chi tiết: Bán buôn gỗ, ván ép, bao bì, thùng carton, sơn ....</w:t>
+            </w:r>
+            <w:bookmarkStart w:id="0" w:name="_GoBack"/>
+            <w:bookmarkEnd w:id="0"/>
+          </w:p>
         </w:tc>
         <w:tc>
           <w:tcPr>
@@ -6901,6 +6919,23 @@
               <w:t>Bán lẻ đồ ngũ kim, sơn, kính và thiết bị lắp đặt khác trong xây dựng trong các cửa hàng chuyên doanh</w:t>
             </w:r>
           </w:p>
+          <w:p>
+            <w:pPr>
+              <w:rPr>
+                <w:rFonts w:ascii="Times New Roman" w:hAnsi="Times New Roman"/>
+                <w:sz w:val="26"/>
+                <w:szCs w:val="26"/>
+              </w:rPr>
+            </w:pPr>
+            <w:r>
+              <w:rPr>
+                <w:rFonts w:ascii="Times New Roman" w:hAnsi="Times New Roman"/>
+                <w:sz w:val="26"/>
+                <w:szCs w:val="26"/>
+              </w:rPr>
+              <w:t>Chi tiết: Các phụ kiện thiết bị hàng nội thất</w:t>
+            </w:r>
+          </w:p>
         </w:tc>
         <w:tc>
           <w:tcPr>
@@ -7071,6 +7106,195 @@
                 <w:szCs w:val="26"/>
               </w:rPr>
               <w:t>Sản xuất giường, tủ, bàn, ghế bằng vật liệu khác</w:t>
+            </w:r>
+          </w:p>
+        </w:tc>
+        <w:tc>
+          <w:tcPr>
+            <w:tcW w:w="1787" w:type="dxa"/>
+            <w:vAlign w:val="center"/>
+          </w:tcPr>
+          <w:p>
+            <w:pPr>
+              <w:rPr>
+                <w:rFonts w:ascii="Times New Roman" w:hAnsi="Times New Roman"/>
+                <w:sz w:val="26"/>
+                <w:szCs w:val="26"/>
+              </w:rPr>
+            </w:pPr>
+          </w:p>
+        </w:tc>
+      </w:tr>
+      <w:tr>
+        <w:trPr>
+          <w:jc w:val="center"/>
+        </w:trPr>
+        <w:tc>
+          <w:tcPr>
+            <w:tcW w:w="754" w:type="dxa"/>
+          </w:tcPr>
+          <w:p>
+            <w:pPr>
+              <w:rPr>
+                <w:rFonts w:ascii="Times New Roman" w:hAnsi="Times New Roman"/>
+                <w:sz w:val="26"/>
+                <w:szCs w:val="26"/>
+              </w:rPr>
+            </w:pPr>
+            <w:r>
+              <w:rPr>
+                <w:rFonts w:ascii="Times New Roman" w:hAnsi="Times New Roman"/>
+                <w:sz w:val="26"/>
+                <w:szCs w:val="26"/>
+              </w:rPr>
+              <w:t>6</w:t>
+            </w:r>
+          </w:p>
+        </w:tc>
+        <w:tc>
+          <w:tcPr>
+            <w:tcW w:w="1195" w:type="dxa"/>
+          </w:tcPr>
+          <w:p>
+            <w:pPr>
+              <w:rPr>
+                <w:rFonts w:ascii="Times New Roman" w:hAnsi="Times New Roman"/>
+                <w:sz w:val="26"/>
+                <w:szCs w:val="26"/>
+              </w:rPr>
+            </w:pPr>
+            <w:r>
+              <w:rPr>
+                <w:rFonts w:ascii="Times New Roman" w:hAnsi="Times New Roman"/>
+                <w:sz w:val="26"/>
+                <w:szCs w:val="26"/>
+              </w:rPr>
+              <w:t>7120</w:t>
+            </w:r>
+          </w:p>
+        </w:tc>
+        <w:tc>
+          <w:tcPr>
+            <w:tcW w:w="5892" w:type="dxa"/>
+          </w:tcPr>
+          <w:p>
+            <w:pPr>
+              <w:rPr>
+                <w:rFonts w:ascii="Times New Roman" w:hAnsi="Times New Roman"/>
+                <w:sz w:val="26"/>
+                <w:szCs w:val="26"/>
+              </w:rPr>
+            </w:pPr>
+            <w:r>
+              <w:rPr>
+                <w:rFonts w:ascii="Times New Roman" w:hAnsi="Times New Roman"/>
+                <w:sz w:val="26"/>
+                <w:szCs w:val="26"/>
+              </w:rPr>
+              <w:t>Kiểm tra và phân tích kỹ thuật</w:t>
+            </w:r>
+          </w:p>
+          <w:p>
+            <w:pPr>
+              <w:rPr>
+                <w:rFonts w:ascii="Times New Roman" w:hAnsi="Times New Roman"/>
+                <w:sz w:val="26"/>
+                <w:szCs w:val="26"/>
+              </w:rPr>
+            </w:pPr>
+            <w:r>
+              <w:rPr>
+                <w:rFonts w:ascii="Times New Roman" w:hAnsi="Times New Roman"/>
+                <w:sz w:val="26"/>
+                <w:szCs w:val="26"/>
+              </w:rPr>
+              <w:t>Chi tiết: Kiểm tra chất lượng sản phẩm</w:t>
+            </w:r>
+          </w:p>
+        </w:tc>
+        <w:tc>
+          <w:tcPr>
+            <w:tcW w:w="1787" w:type="dxa"/>
+            <w:vAlign w:val="center"/>
+          </w:tcPr>
+          <w:p>
+            <w:pPr>
+              <w:rPr>
+                <w:rFonts w:ascii="Times New Roman" w:hAnsi="Times New Roman"/>
+                <w:sz w:val="26"/>
+                <w:szCs w:val="26"/>
+              </w:rPr>
+            </w:pPr>
+          </w:p>
+        </w:tc>
+      </w:tr>
+      <w:tr>
+        <w:trPr>
+          <w:jc w:val="center"/>
+        </w:trPr>
+        <w:tc>
+          <w:tcPr>
+            <w:tcW w:w="754" w:type="dxa"/>
+          </w:tcPr>
+          <w:p>
+            <w:pPr>
+              <w:rPr>
+                <w:rFonts w:ascii="Times New Roman" w:hAnsi="Times New Roman"/>
+                <w:sz w:val="26"/>
+                <w:szCs w:val="26"/>
+              </w:rPr>
+            </w:pPr>
+            <w:r>
+              <w:rPr>
+                <w:rFonts w:ascii="Times New Roman" w:hAnsi="Times New Roman"/>
+                <w:sz w:val="26"/>
+                <w:szCs w:val="26"/>
+              </w:rPr>
+              <w:t>7</w:t>
+            </w:r>
+          </w:p>
+        </w:tc>
+        <w:tc>
+          <w:tcPr>
+            <w:tcW w:w="1195" w:type="dxa"/>
+          </w:tcPr>
+          <w:p>
+            <w:pPr>
+              <w:rPr>
+                <w:rFonts w:ascii="Times New Roman" w:hAnsi="Times New Roman"/>
+                <w:sz w:val="26"/>
+                <w:szCs w:val="26"/>
+              </w:rPr>
+            </w:pPr>
+            <w:r>
+              <w:rPr>
+                <w:rFonts w:ascii="Times New Roman" w:hAnsi="Times New Roman"/>
+                <w:sz w:val="26"/>
+                <w:szCs w:val="26"/>
+              </w:rPr>
+              <w:t>4329</w:t>
+            </w:r>
+          </w:p>
+        </w:tc>
+        <w:tc>
+          <w:tcPr>
+            <w:tcW w:w="5892" w:type="dxa"/>
+          </w:tcPr>
+          <w:p>
+            <w:pPr>
+              <w:rPr>
+                <w:rFonts w:ascii="Times New Roman" w:hAnsi="Times New Roman"/>
+                <w:sz w:val="26"/>
+                <w:szCs w:val="26"/>
+              </w:rPr>
+            </w:pPr>
+            <w:r>
+              <w:rPr>
+                <w:rFonts w:ascii="Times New Roman" w:hAnsi="Times New Roman"/>
+                <w:sz w:val="26"/>
+                <w:szCs w:val="26"/>
+              </w:rPr>
+              <w:t>Lắp đặt hệ thống xây dựng khác</w:t>
             </w:r>
           </w:p>
         </w:tc>
@@ -7253,7 +7477,6 @@
           <w:szCs w:val="26"/>
           <w:lang w:eastAsia="zh-CN"/>
         </w:rPr>
-        <w:lastRenderedPageBreak/>
         <w:t>Họ, chữ đệm và tên</w:t>
       </w:r>
       <w:r>
@@ -8499,6 +8722,7 @@
           <w:sz w:val="26"/>
           <w:szCs w:val="26"/>
         </w:rPr>
+        <w:lastRenderedPageBreak/>
         <w:t>Số nhà/phòng, ngách/hẻm, ngõ/kiệt, đường/phố/đại lộ, tổ/xóm/ấp/thôn</w:t>
       </w:r>
       <w:r>
@@ -8688,7 +8912,6 @@
           <w:szCs w:val="26"/>
           <w:lang w:val="fr-FR" w:eastAsia="zh-CN"/>
         </w:rPr>
-        <w:lastRenderedPageBreak/>
         <w:t>Thư điện tử (</w:t>
       </w:r>
       <w:r>
